--- a/SWARD/Exercises/Exercise 4.docx
+++ b/SWARD/Exercises/Exercise 4.docx
@@ -12,6 +12,12 @@
         <w:rPr>
           <w:lang w:val="en-US"/>
         </w:rPr>
+        <w:t>1</w:t>
+      </w:r>
+      <w:r>
+        <w:rPr>
+          <w:lang w:val="en-US"/>
+        </w:rPr>
         <w:t>What components do we have for a domain model: a domain model here will only include real world objects so</w:t>
       </w:r>
     </w:p>
@@ -25,7 +31,21 @@
         <w:rPr>
           <w:lang w:val="en-US"/>
         </w:rPr>
-        <w:t>Player 1, player 2 , a game and a board</w:t>
+        <w:t xml:space="preserve">Player 1, player </w:t>
+      </w:r>
+      <w:proofErr w:type="gramStart"/>
+      <w:r>
+        <w:rPr>
+          <w:lang w:val="en-US"/>
+        </w:rPr>
+        <w:t>2 ,</w:t>
+      </w:r>
+      <w:proofErr w:type="gramEnd"/>
+      <w:r>
+        <w:rPr>
+          <w:lang w:val="en-US"/>
+        </w:rPr>
+        <w:t xml:space="preserve"> a game and a board</w:t>
       </w:r>
     </w:p>
     <w:p>
@@ -2283,6 +2303,7 @@
   <w:style w:type="character" w:default="1" w:styleId="DefaultParagraphFont">
     <w:name w:val="Default Paragraph Font"/>
     <w:uiPriority w:val="1"/>
+    <w:semiHidden/>
     <w:unhideWhenUsed/>
   </w:style>
   <w:style w:type="table" w:default="1" w:styleId="TableNormal">
